--- a/Статья.docx
+++ b/Статья.docx
@@ -7671,6 +7671,11 @@
       </w:r>
     </w:p>
     <w:p>
+      <w:r>
+        <w:t>Стоит отметить, что управление ресурсами – это не детерминированный процесс. В некоторых местах используется случайная величина от нормального равномерного распределения. Следовательно результаты немного отличаются при разном входном зерне для получения случайной величины. В результатах предоставлены наиболее часто встречающиеся данные.</w:t>
+      </w:r>
+    </w:p>
+    <w:p>
       <w:pPr>
         <w:pStyle w:val="2"/>
       </w:pPr>
@@ -7699,7 +7704,7 @@
           <w:noProof/>
         </w:rPr>
         <w:drawing>
-          <wp:inline distT="0" distB="0" distL="0" distR="0" wp14:anchorId="7DA4F63E" wp14:editId="5C42E54B">
+          <wp:inline distT="0" distB="0" distL="0" distR="0" wp14:anchorId="7DA4F63E" wp14:editId="123F3CBA">
             <wp:extent cx="5940425" cy="4950460"/>
             <wp:effectExtent l="0" t="0" r="3175" b="2540"/>
             <wp:docPr id="124555831" name="Рисунок 11" descr="Изображение выглядит как текст, диаграмма, График, линия&#10;&#10;Содержимое, созданное искусственным интеллектом, может быть неверным."/>
@@ -7771,22 +7776,12 @@
       </w:pPr>
       <w:bookmarkStart w:id="13" w:name="_Toc221575094"/>
       <w:r>
+        <w:lastRenderedPageBreak/>
         <w:t>Статическое количество</w:t>
       </w:r>
       <w:bookmarkEnd w:id="13"/>
-    </w:p>
-    <w:p>
-      <w:r>
-        <w:t>Напомню, что в данном случае</w:t>
-      </w:r>
-      <w:r>
-        <w:t xml:space="preserve"> к</w:t>
-      </w:r>
-      <w:r>
-        <w:t>оличество ресурсов было статично</w:t>
-      </w:r>
-      <w:r>
-        <w:t>.</w:t>
+      <w:r>
+        <w:t xml:space="preserve"> ресурсов</w:t>
       </w:r>
     </w:p>
     <w:p>
@@ -7795,7 +7790,6 @@
           <w:noProof/>
           <w14:ligatures w14:val="standardContextual"/>
         </w:rPr>
-        <w:lastRenderedPageBreak/>
         <w:drawing>
           <wp:inline distT="0" distB="0" distL="0" distR="0" wp14:anchorId="2CC8EFC2" wp14:editId="54C40862">
             <wp:extent cx="5940425" cy="3655695"/>
@@ -7925,7 +7919,7 @@
         </w:rPr>
         <w:lastRenderedPageBreak/>
         <w:drawing>
-          <wp:inline distT="0" distB="0" distL="0" distR="0" wp14:anchorId="798220C3" wp14:editId="639510AB">
+          <wp:inline distT="0" distB="0" distL="0" distR="0" wp14:anchorId="798220C3" wp14:editId="3CB1F636">
             <wp:extent cx="5597495" cy="4477996"/>
             <wp:effectExtent l="0" t="0" r="3810" b="5715"/>
             <wp:docPr id="1777145966" name="Рисунок 8"/>
@@ -8109,7 +8103,7 @@
           <w14:ligatures w14:val="standardContextual"/>
         </w:rPr>
         <w:drawing>
-          <wp:inline distT="0" distB="0" distL="0" distR="0" wp14:anchorId="7F9107AC" wp14:editId="0F8E5D11">
+          <wp:inline distT="0" distB="0" distL="0" distR="0" wp14:anchorId="7F9107AC" wp14:editId="77BD855B">
             <wp:extent cx="5940425" cy="4752340"/>
             <wp:effectExtent l="0" t="0" r="3175" b="0"/>
             <wp:docPr id="1223155348" name="Рисунок 11"/>
@@ -8230,7 +8224,7 @@
           <w14:ligatures w14:val="standardContextual"/>
         </w:rPr>
         <w:drawing>
-          <wp:inline distT="0" distB="0" distL="0" distR="0" wp14:anchorId="73CC2F94" wp14:editId="143434DA">
+          <wp:inline distT="0" distB="0" distL="0" distR="0" wp14:anchorId="73CC2F94" wp14:editId="7FFF145F">
             <wp:extent cx="5811140" cy="4648912"/>
             <wp:effectExtent l="0" t="0" r="5715" b="0"/>
             <wp:docPr id="1572333331" name="Рисунок 16"/>
@@ -8281,13 +8275,42 @@
         <w:t>Суммарные показатели</w:t>
       </w:r>
     </w:p>
-    <w:p>
-      <w:pPr>
-        <w:rPr>
-          <w:lang w:val="en-US"/>
-        </w:rPr>
-      </w:pPr>
-    </w:p>
+    <w:p/>
+    <w:p>
+      <w:r>
+        <w:t xml:space="preserve">Стоимость одной </w:t>
+      </w:r>
+      <w:r>
+        <w:t>жизни</w:t>
+      </w:r>
+      <w:r>
+        <w:t xml:space="preserve"> = </w:t>
+      </w:r>
+      <w:r>
+        <w:t>расходы / (инфицированные</w:t>
+      </w:r>
+      <w:r>
+        <w:t xml:space="preserve"> </w:t>
+      </w:r>
+      <w:r>
+        <w:t>– умершие)</w:t>
+      </w:r>
+    </w:p>
+    <w:p>
+      <w:r>
+        <w:t xml:space="preserve">Стоимость одной </w:t>
+      </w:r>
+      <w:r>
+        <w:t>с</w:t>
+      </w:r>
+      <w:r>
+        <w:t>мерти</w:t>
+      </w:r>
+      <w:r>
+        <w:t xml:space="preserve"> = расходы / умершие</w:t>
+      </w:r>
+    </w:p>
+    <w:p/>
     <w:tbl>
       <w:tblPr>
         <w:tblStyle w:val="af3"/>
@@ -8518,7 +8541,7 @@
           </w:tcPr>
           <w:p>
             <w:r>
-              <w:t>743</w:t>
+              <w:t>505</w:t>
             </w:r>
           </w:p>
         </w:tc>
@@ -8588,7 +8611,7 @@
           </w:tcPr>
           <w:p>
             <w:r>
-              <w:t>583</w:t>
+              <w:t>564</w:t>
             </w:r>
           </w:p>
         </w:tc>
@@ -8673,17 +8696,31 @@
             <w:hideMark/>
           </w:tcPr>
           <w:p>
-            <w:r>
-              <w:t>70</w:t>
-            </w:r>
-            <w:r>
+            <w:pPr>
               <w:rPr>
                 <w:lang w:val="en-US"/>
               </w:rPr>
+            </w:pPr>
+            <w:r>
+              <w:t>7</w:t>
+            </w:r>
+            <w:r>
+              <w:rPr>
+                <w:lang w:val="en-US"/>
+              </w:rPr>
+              <w:t>1</w:t>
+            </w:r>
+            <w:r>
+              <w:rPr>
+                <w:lang w:val="en-US"/>
+              </w:rPr>
               <w:t>,</w:t>
             </w:r>
             <w:r>
-              <w:t>7</w:t>
+              <w:rPr>
+                <w:lang w:val="en-US"/>
+              </w:rPr>
+              <w:t>6</w:t>
             </w:r>
           </w:p>
         </w:tc>
@@ -8766,17 +8803,31 @@
             <w:hideMark/>
           </w:tcPr>
           <w:p>
-            <w:r>
-              <w:t>66</w:t>
-            </w:r>
-            <w:r>
+            <w:pPr>
               <w:rPr>
                 <w:lang w:val="en-US"/>
               </w:rPr>
+            </w:pPr>
+            <w:r>
+              <w:t>6</w:t>
+            </w:r>
+            <w:r>
+              <w:rPr>
+                <w:lang w:val="en-US"/>
+              </w:rPr>
+              <w:t>8</w:t>
+            </w:r>
+            <w:r>
+              <w:rPr>
+                <w:lang w:val="en-US"/>
+              </w:rPr>
               <w:t>,</w:t>
             </w:r>
             <w:r>
-              <w:t>7</w:t>
+              <w:rPr>
+                <w:lang w:val="en-US"/>
+              </w:rPr>
+              <w:t>2</w:t>
             </w:r>
           </w:p>
         </w:tc>
@@ -8873,10 +8924,7 @@
               <w:t xml:space="preserve">, </w:t>
             </w:r>
             <w:r>
-              <w:t>млн</w:t>
-            </w:r>
-            <w:r>
-              <w:t xml:space="preserve"> </w:t>
+              <w:t xml:space="preserve">млн </w:t>
             </w:r>
             <w:r>
               <w:t>у.е.</w:t>
@@ -8925,7 +8973,16 @@
               </w:rPr>
             </w:pPr>
             <w:r>
-              <w:t>-82,</w:t>
+              <w:t>-</w:t>
+            </w:r>
+            <w:r>
+              <w:rPr>
+                <w:lang w:val="en-US"/>
+              </w:rPr>
+              <w:t>59</w:t>
+            </w:r>
+            <w:r>
+              <w:t>,</w:t>
             </w:r>
             <w:r>
               <w:rPr>
@@ -8991,8 +9048,16 @@
             <w:tcW w:w="1701" w:type="dxa"/>
           </w:tcPr>
           <w:p>
-            <w:r>
-              <w:t>8</w:t>
+            <w:pPr>
+              <w:rPr>
+                <w:lang w:val="en-US"/>
+              </w:rPr>
+            </w:pPr>
+            <w:r>
+              <w:rPr>
+                <w:lang w:val="en-US"/>
+              </w:rPr>
+              <w:t>10</w:t>
             </w:r>
           </w:p>
         </w:tc>
@@ -9007,7 +9072,13 @@
           </w:tcPr>
           <w:p>
             <w:r>
-              <w:t xml:space="preserve">Стоимость одной смерти, </w:t>
+              <w:t xml:space="preserve">Стоимость одной </w:t>
+            </w:r>
+            <w:r>
+              <w:t>жизни</w:t>
+            </w:r>
+            <w:r>
+              <w:t xml:space="preserve">, </w:t>
             </w:r>
             <w:r>
               <w:t>у.е.</w:t>
@@ -9020,16 +9091,13 @@
           </w:tcPr>
           <w:p>
             <w:r>
-              <w:t>430</w:t>
-            </w:r>
-            <w:r>
-              <w:rPr>
-                <w:lang w:val="en-US"/>
-              </w:rPr>
+              <w:t>9</w:t>
+            </w:r>
+            <w:r>
               <w:t xml:space="preserve"> </w:t>
             </w:r>
             <w:r>
-              <w:t>145</w:t>
+              <w:t>205</w:t>
             </w:r>
           </w:p>
         </w:tc>
@@ -9039,7 +9107,13 @@
           </w:tcPr>
           <w:p>
             <w:r>
-              <w:t>330,444</w:t>
+              <w:t>4</w:t>
+            </w:r>
+            <w:r>
+              <w:t xml:space="preserve"> </w:t>
+            </w:r>
+            <w:r>
+              <w:t>282</w:t>
             </w:r>
           </w:p>
         </w:tc>
@@ -9048,8 +9122,100 @@
             <w:tcW w:w="1701" w:type="dxa"/>
           </w:tcPr>
           <w:p>
-            <w:r>
-              <w:t>371,831</w:t>
+            <w:pPr>
+              <w:rPr>
+                <w:lang w:val="en-US"/>
+              </w:rPr>
+            </w:pPr>
+            <w:r>
+              <w:rPr>
+                <w:lang w:val="en-US"/>
+              </w:rPr>
+              <w:t>4</w:t>
+            </w:r>
+            <w:r>
+              <w:t xml:space="preserve"> </w:t>
+            </w:r>
+            <w:r>
+              <w:rPr>
+                <w:lang w:val="en-US"/>
+              </w:rPr>
+              <w:t>312</w:t>
+            </w:r>
+          </w:p>
+        </w:tc>
+      </w:tr>
+      <w:tr>
+        <w:trPr>
+          <w:trHeight w:val="562"/>
+        </w:trPr>
+        <w:tc>
+          <w:tcPr>
+            <w:tcW w:w="3823" w:type="dxa"/>
+          </w:tcPr>
+          <w:p>
+            <w:r>
+              <w:t xml:space="preserve">Стоимость одной </w:t>
+            </w:r>
+            <w:r>
+              <w:t>с</w:t>
+            </w:r>
+            <w:r>
+              <w:t>мерти</w:t>
+            </w:r>
+            <w:r>
+              <w:t xml:space="preserve">, </w:t>
+            </w:r>
+            <w:r>
+              <w:t>у.е.</w:t>
+            </w:r>
+          </w:p>
+        </w:tc>
+        <w:tc>
+          <w:tcPr>
+            <w:tcW w:w="1984" w:type="dxa"/>
+          </w:tcPr>
+          <w:p>
+            <w:r>
+              <w:t>434</w:t>
+            </w:r>
+            <w:r>
+              <w:t xml:space="preserve"> </w:t>
+            </w:r>
+            <w:r>
+              <w:t>341</w:t>
+            </w:r>
+          </w:p>
+        </w:tc>
+        <w:tc>
+          <w:tcPr>
+            <w:tcW w:w="1701" w:type="dxa"/>
+          </w:tcPr>
+          <w:p>
+            <w:r>
+              <w:t>326</w:t>
+            </w:r>
+            <w:r>
+              <w:t xml:space="preserve"> </w:t>
+            </w:r>
+            <w:r>
+              <w:t>604</w:t>
+            </w:r>
+          </w:p>
+        </w:tc>
+        <w:tc>
+          <w:tcPr>
+            <w:tcW w:w="1701" w:type="dxa"/>
+          </w:tcPr>
+          <w:p>
+            <w:r>
+              <w:t>342</w:t>
+            </w:r>
+            <w:r>
+              <w:t xml:space="preserve"> </w:t>
+            </w:r>
+            <w:r>
+              <w:t>151</w:t>
             </w:r>
           </w:p>
         </w:tc>
@@ -9068,6 +9234,7 @@
       <w:pPr>
         <w:pStyle w:val="1"/>
       </w:pPr>
+      <w:bookmarkStart w:id="19" w:name="_Toc221575103"/>
       <w:r>
         <w:lastRenderedPageBreak/>
         <w:t>Обсуждение</w:t>
@@ -9075,49 +9242,271 @@
     </w:p>
     <w:p>
       <w:r>
-        <w:t>Выводы</w:t>
-      </w:r>
-    </w:p>
-    <w:p>
-      <w:pPr>
-        <w:pStyle w:val="a7"/>
-        <w:numPr>
-          <w:ilvl w:val="0"/>
-          <w:numId w:val="13"/>
-        </w:numPr>
-      </w:pPr>
-      <w:r>
-        <w:t>RL-агент добился лучших клинических исходов</w:t>
-      </w:r>
-    </w:p>
-    <w:p>
-      <w:pPr>
-        <w:pStyle w:val="a7"/>
-        <w:numPr>
-          <w:ilvl w:val="0"/>
-          <w:numId w:val="13"/>
-        </w:numPr>
-      </w:pPr>
-      <w:r>
-        <w:t>При этом использовал значительно меньше ресурсов</w:t>
-      </w:r>
-    </w:p>
-    <w:p>
-      <w:pPr>
-        <w:pStyle w:val="a7"/>
-        <w:numPr>
-          <w:ilvl w:val="0"/>
-          <w:numId w:val="13"/>
-        </w:numPr>
-      </w:pPr>
-      <w:r>
-        <w:t>О</w:t>
-      </w:r>
-      <w:r>
-        <w:t>беспечил гораздо более эффективную загрузку</w:t>
-      </w:r>
-    </w:p>
-    <w:p>
+        <w:t>Со статическим методом все достаточно тривиально</w:t>
+      </w:r>
+      <w:r>
+        <w:t xml:space="preserve">, </w:t>
+      </w:r>
+      <w:r>
+        <w:t>так как из результатов видно, что таком подход проигрывает по всем показателям и его ни в коем случае нельзя применять в реальности</w:t>
+      </w:r>
+      <w:r>
+        <w:t xml:space="preserve">. </w:t>
+      </w:r>
+      <w:r>
+        <w:t>Поэтому далее мы будем обсуждать</w:t>
+      </w:r>
+      <w:r>
+        <w:t xml:space="preserve"> </w:t>
+      </w:r>
+      <w:r>
+        <w:t>и сравнивать T</w:t>
+      </w:r>
+      <w:r>
+        <w:rPr>
+          <w:lang w:val="en-US"/>
+        </w:rPr>
+        <w:t>TM</w:t>
+      </w:r>
+      <w:r>
+        <w:t xml:space="preserve"> и </w:t>
+      </w:r>
+      <w:r>
+        <w:rPr>
+          <w:lang w:val="en-US"/>
+        </w:rPr>
+        <w:t>RL</w:t>
+      </w:r>
+      <w:r>
+        <w:t xml:space="preserve"> </w:t>
+      </w:r>
+      <w:r>
+        <w:t>подходы</w:t>
+      </w:r>
+      <w:r>
+        <w:t xml:space="preserve">. С </w:t>
+      </w:r>
+      <w:r>
+        <w:t>ними</w:t>
+      </w:r>
+      <w:r>
+        <w:t xml:space="preserve"> не </w:t>
+      </w:r>
+      <w:r>
+        <w:t xml:space="preserve">все </w:t>
+      </w:r>
+      <w:r>
+        <w:t>так</w:t>
+      </w:r>
+      <w:r>
+        <w:t xml:space="preserve"> </w:t>
+      </w:r>
+      <w:r>
+        <w:t xml:space="preserve">однозначно. </w:t>
+      </w:r>
+    </w:p>
+    <w:p>
+      <w:r>
+        <w:t>Важно отметить</w:t>
+      </w:r>
+      <w:r>
+        <w:t xml:space="preserve"> аномалию</w:t>
+      </w:r>
+      <w:r>
+        <w:t xml:space="preserve"> </w:t>
+      </w:r>
+      <w:r>
+        <w:t>в виде закупки и продажи аппаратов ИВЛ</w:t>
+      </w:r>
+      <w:r>
+        <w:t xml:space="preserve"> в начале эпидемии</w:t>
+      </w:r>
+      <w:r>
+        <w:t xml:space="preserve">, что влияет на экономические показатели. Эта галлюцинация встречается </w:t>
+      </w:r>
+      <w:r>
+        <w:t>п</w:t>
+      </w:r>
+      <w:r>
+        <w:t xml:space="preserve">ри каждом запуске симуляции и не пропадает при переобучении модели. </w:t>
+      </w:r>
+      <w:r>
+        <w:t xml:space="preserve">Логично предположить, что это из-за функции награды. </w:t>
+      </w:r>
+      <w:r>
+        <w:t>При любых других</w:t>
+      </w:r>
+      <w:r>
+        <w:t xml:space="preserve"> вариантах</w:t>
+      </w:r>
+      <w:r>
+        <w:t xml:space="preserve"> (а их было большое множество)</w:t>
+      </w:r>
+      <w:r>
+        <w:t>,</w:t>
+      </w:r>
+      <w:r>
+        <w:t xml:space="preserve"> такой аномалии не было, но и результат был хуже.</w:t>
+      </w:r>
+      <w:r>
+        <w:t xml:space="preserve"> </w:t>
+      </w:r>
+      <w:r>
+        <w:t>Поэтому было решено оставить как есть.</w:t>
+      </w:r>
+    </w:p>
+    <w:p>
+      <w:pPr>
+        <w:pStyle w:val="2"/>
+      </w:pPr>
+      <w:r>
+        <w:t>Ресурсы</w:t>
+      </w:r>
+    </w:p>
+    <w:p>
+      <w:r>
+        <w:t>RL-агент лучше распоряжается ресурсами, хоть в самом начале есть небольшая аномалии в виде закупки и продажи аппаратов ИВЛ. Загрузка выше в среднем на 6-7%, нежели при T</w:t>
+      </w:r>
+      <w:r>
+        <w:rPr>
+          <w:lang w:val="en-US"/>
+        </w:rPr>
+        <w:t>TM</w:t>
+      </w:r>
+      <w:r>
+        <w:t xml:space="preserve"> п</w:t>
+      </w:r>
+      <w:r>
+        <w:t xml:space="preserve">одходе. Это значит, что </w:t>
+      </w:r>
+      <w:r>
+        <w:t>потраченны</w:t>
+      </w:r>
+      <w:r>
+        <w:t xml:space="preserve">х денег </w:t>
+      </w:r>
+      <w:r>
+        <w:t>на спасение одной жизни</w:t>
+      </w:r>
+      <w:r>
+        <w:t>, меньше.</w:t>
+      </w:r>
+    </w:p>
+    <w:p>
+      <w:r>
+        <w:t>Расходы при RL</w:t>
+      </w:r>
+      <w:r>
+        <w:t xml:space="preserve"> </w:t>
+      </w:r>
+      <w:r>
+        <w:t xml:space="preserve">подходе выше, но это нивелируется спасенными жизнями. </w:t>
+      </w:r>
+    </w:p>
+    <w:p>
+      <w:pPr>
+        <w:pStyle w:val="2"/>
+      </w:pPr>
+      <w:r>
+        <w:t>Общественные показатели</w:t>
+      </w:r>
+    </w:p>
+    <w:p>
+      <w:r>
+        <w:t>При R</w:t>
+      </w:r>
+      <w:r>
+        <w:rPr>
+          <w:lang w:val="en-US"/>
+        </w:rPr>
+        <w:t>L</w:t>
+      </w:r>
+      <w:r>
+        <w:t xml:space="preserve"> подходе одна жизнь оказывается дороже на</w:t>
+      </w:r>
+      <w:r>
+        <w:t xml:space="preserve"> </w:t>
+      </w:r>
+      <w:r>
+        <w:t>30</w:t>
+      </w:r>
+      <w:r>
+        <w:t xml:space="preserve"> у.е.</w:t>
+      </w:r>
+      <w:r>
+        <w:t xml:space="preserve"> или </w:t>
+      </w:r>
+      <w:r>
+        <w:t>0,7%</w:t>
+      </w:r>
+      <w:r>
+        <w:t>,</w:t>
+      </w:r>
+      <w:r>
+        <w:t xml:space="preserve"> чем при </w:t>
+      </w:r>
+      <w:r>
+        <w:rPr>
+          <w:lang w:val="en-US"/>
+        </w:rPr>
+        <w:t>TTM</w:t>
+      </w:r>
+      <w:r>
+        <w:t xml:space="preserve"> п</w:t>
+      </w:r>
+      <w:r>
+        <w:t>одходе, однако</w:t>
+      </w:r>
+      <w:r>
+        <w:t xml:space="preserve"> смертей</w:t>
+      </w:r>
+      <w:r>
+        <w:t xml:space="preserve"> </w:t>
+      </w:r>
+      <w:r>
+        <w:t>меньше на 8,14%.</w:t>
+      </w:r>
+      <w:r>
+        <w:t xml:space="preserve"> </w:t>
+      </w:r>
+      <w:r>
+        <w:t>Следовательно R</w:t>
+      </w:r>
+      <w:r>
+        <w:rPr>
+          <w:lang w:val="en-US"/>
+        </w:rPr>
+        <w:t>L</w:t>
+      </w:r>
+      <w:r>
+        <w:t>-агент допускает меньше смертей при тех же расходах на одну спасенную жизнь.</w:t>
+      </w:r>
+    </w:p>
+    <w:p>
+      <w:r>
+        <w:t>Отказов R</w:t>
+      </w:r>
+      <w:r>
+        <w:rPr>
+          <w:lang w:val="en-US"/>
+        </w:rPr>
+        <w:t>L</w:t>
+      </w:r>
+      <w:r>
+        <w:t>-агент допускает в 2 раза меньше! Что свидетельствует о его лучшей способности предсказывать будущую нагрузку на систему.</w:t>
+      </w:r>
+    </w:p>
+    <w:p/>
+    <w:p>
+      <w:pPr>
+        <w:spacing w:before="0" w:after="160" w:line="278" w:lineRule="auto"/>
+        <w:rPr>
+          <w:rFonts w:asciiTheme="majorHAnsi" w:eastAsiaTheme="majorEastAsia" w:hAnsiTheme="majorHAnsi" w:cstheme="majorBidi"/>
+          <w:color w:val="0F4761" w:themeColor="accent1" w:themeShade="BF"/>
+          <w:sz w:val="40"/>
+          <w:szCs w:val="40"/>
+        </w:rPr>
+      </w:pPr>
       <w:r>
         <w:br w:type="page"/>
       </w:r>
@@ -9126,7 +9515,6 @@
       <w:pPr>
         <w:pStyle w:val="1"/>
       </w:pPr>
-      <w:bookmarkStart w:id="19" w:name="_Toc221575103"/>
       <w:r>
         <w:lastRenderedPageBreak/>
         <w:t xml:space="preserve">Заключение и </w:t>
